--- a/book/word/Chapter 20 - He Researched the Wound Before He Made It.docx
+++ b/book/word/Chapter 20 - He Researched the Wound Before He Made It.docx
@@ -617,7 +617,13 @@
         <w:t xml:space="preserve"> </w:t>
       </w:r>
       <w:r>
-        <w:t xml:space="preserve">2009), Florida Fifth District Court of Appeal.</w:t>
+        <w:t xml:space="preserve">2009) (opinion filed January 23, 2009; rehearing denied March 6, 2009), Florida</w:t>
+      </w:r>
+      <w:r>
+        <w:t xml:space="preserve"> </w:t>
+      </w:r>
+      <w:r>
+        <w:t xml:space="preserve">Fifth District Court of Appeal.</w:t>
       </w:r>
       <w:r>
         <w:t xml:space="preserve"> </w:t>
